--- a/handouts/Identity_Reference_Architecture.docx
+++ b/handouts/Identity_Reference_Architecture.docx
@@ -95,7 +95,7 @@
         </w:rPr>
         <w:lastRenderedPageBreak/>
         <w:drawing>
-          <wp:inline distT="0" distB="0" distL="0" distR="0" wp14:anchorId="2D134C87" wp14:editId="4E8E3004">
+          <wp:inline distT="0" distB="0" distL="0" distR="0" wp14:anchorId="229C34FD" wp14:editId="3E422ACA">
             <wp:extent cx="13506450" cy="7924800"/>
             <wp:effectExtent l="0" t="0" r="0" b="0"/>
             <wp:docPr id="1" name="Picture 1" descr="Identity: three paths, one proof"/>
@@ -698,7 +698,6 @@
           <w:rFonts w:ascii="Segoe UI" w:eastAsia="Times New Roman" w:hAnsi="Segoe UI" w:cs="Segoe UI"/>
           <w:lang w:val="en"/>
         </w:rPr>
-        <w:lastRenderedPageBreak/>
         <w:t>Join type by deployment model</w:t>
       </w:r>
     </w:p>
@@ -1619,7 +1618,6 @@
           <w:szCs w:val="21"/>
           <w:lang w:val="en"/>
         </w:rPr>
-        <w:lastRenderedPageBreak/>
         <w:t>If single sign-on is not enabled, Conditional Access for VM sign-in targets the Microsoft Azure Windows Virtual Machine Sign-in application.</w:t>
       </w:r>
     </w:p>
@@ -2661,7 +2659,6 @@
           <w:szCs w:val="21"/>
           <w:lang w:val="en"/>
         </w:rPr>
-        <w:lastRenderedPageBreak/>
         <w:t xml:space="preserve">Two warnings from Microsoft Learn. A Windows update in April 2026 changes the default Kerberos encryption type from RC4 to AES-SHA1; file shares that host FSLogix containers must be upgraded to AES-SHA1 first, or access can fail. And error 1327 on </w:t>
       </w:r>
       <w:r>
@@ -3371,7 +3368,6 @@
           <w:rFonts w:ascii="Segoe UI" w:eastAsia="Times New Roman" w:hAnsi="Segoe UI" w:cs="Segoe UI"/>
           <w:lang w:val="en"/>
         </w:rPr>
-        <w:lastRenderedPageBreak/>
         <w:t>Checklist</w:t>
       </w:r>
     </w:p>
@@ -3736,9 +3732,9 @@
 <file path=word/numbering.xml><?xml version="1.0" encoding="utf-8"?>
 <w:numbering xmlns:wpc="http://schemas.microsoft.com/office/word/2010/wordprocessingCanvas" xmlns:cx="http://schemas.microsoft.com/office/drawing/2014/chartex" xmlns:cx1="http://schemas.microsoft.com/office/drawing/2015/9/8/chartex" xmlns:cx2="http://schemas.microsoft.com/office/drawing/2015/10/21/chartex" xmlns:cx3="http://schemas.microsoft.com/office/drawing/2016/5/9/chartex" xmlns:cx4="http://schemas.microsoft.com/office/drawing/2016/5/10/chartex" xmlns:cx5="http://schemas.microsoft.com/office/drawing/2016/5/11/chartex" xmlns:cx6="http://schemas.microsoft.com/office/drawing/2016/5/12/chartex" xmlns:cx7="http://schemas.microsoft.com/office/drawing/2016/5/13/chartex" xmlns:cx8="http://schemas.microsoft.com/office/drawing/2016/5/14/chartex" xmlns:mc="http://schemas.openxmlformats.org/markup-compatibility/2006" xmlns:aink="http://schemas.microsoft.com/office/drawing/2016/ink" xmlns:am3d="http://schemas.microsoft.com/office/drawing/2017/model3d" xmlns:o="urn:schemas-microsoft-com:office:office" xmlns:oel="http://schemas.microsoft.com/office/2019/extlst" xmlns:r="http://schemas.openxmlformats.org/officeDocument/2006/relationships" xmlns:m="http://schemas.openxmlformats.org/officeDocument/2006/math" xmlns:v="urn:schemas-microsoft-com:vml" xmlns:wp14="http://schemas.microsoft.com/office/word/2010/wordprocessingDrawing" xmlns:wp="http://schemas.openxmlformats.org/drawingml/2006/wordprocessingDrawing" xmlns:w10="urn:schemas-microsoft-com:office:word" xmlns:w="http://schemas.openxmlformats.org/wordprocessingml/2006/main" xmlns:w14="http://schemas.microsoft.com/office/word/2010/wordml" xmlns:w15="http://schemas.microsoft.com/office/word/2012/wordml" xmlns:w16cex="http://schemas.microsoft.com/office/word/2018/wordml/cex" xmlns:w16cid="http://schemas.microsoft.com/office/word/2016/wordml/cid" xmlns:w16="http://schemas.microsoft.com/office/word/2018/wordml" xmlns:w16du="http://schemas.microsoft.com/office/word/2023/wordml/word16du" xmlns:w16sdtdh="http://schemas.microsoft.com/office/word/2020/wordml/sdtdatahash" xmlns:w16sdtfl="http://schemas.microsoft.com/office/word/2024/wordml/sdtformatlock" xmlns:w16se="http://schemas.microsoft.com/office/word/2015/wordml/symex" xmlns:wpg="http://schemas.microsoft.com/office/word/2010/wordprocessingGroup" xmlns:wpi="http://schemas.microsoft.com/office/word/2010/wordprocessingInk" xmlns:wne="http://schemas.microsoft.com/office/word/2006/wordml" xmlns:wps="http://schemas.microsoft.com/office/word/2010/wordprocessingShape" mc:Ignorable="w14 w15 w16se w16cid w16 w16cex w16sdtdh w16sdtfl w16du wp14">
   <w:abstractNum w:abstractNumId="0" w15:restartNumberingAfterBreak="0">
-    <w:nsid w:val="073A5A4F"/>
+    <w:nsid w:val="08DA34F0"/>
     <w:multiLevelType w:val="multilevel"/>
-    <w:tmpl w:val="B5B457CA"/>
+    <w:tmpl w:val="2DB25026"/>
     <w:lvl w:ilvl="0">
       <w:start w:val="1"/>
       <w:numFmt w:val="decimal"/>
@@ -3849,9 +3845,9 @@
     </w:lvl>
   </w:abstractNum>
   <w:abstractNum w:abstractNumId="1" w15:restartNumberingAfterBreak="0">
-    <w:nsid w:val="0BA15F43"/>
+    <w:nsid w:val="13375F3D"/>
     <w:multiLevelType w:val="multilevel"/>
-    <w:tmpl w:val="9F588A00"/>
+    <w:tmpl w:val="DBA00FBE"/>
     <w:lvl w:ilvl="0">
       <w:start w:val="1"/>
       <w:numFmt w:val="bullet"/>
@@ -3998,122 +3994,9 @@
     </w:lvl>
   </w:abstractNum>
   <w:abstractNum w:abstractNumId="2" w15:restartNumberingAfterBreak="0">
-    <w:nsid w:val="17F306F0"/>
+    <w:nsid w:val="3D1479C1"/>
     <w:multiLevelType w:val="multilevel"/>
-    <w:tmpl w:val="A57AA2A6"/>
-    <w:lvl w:ilvl="0">
-      <w:start w:val="1"/>
-      <w:numFmt w:val="decimal"/>
-      <w:lvlText w:val="%1."/>
-      <w:lvlJc w:val="left"/>
-      <w:pPr>
-        <w:tabs>
-          <w:tab w:val="num" w:pos="720"/>
-        </w:tabs>
-        <w:ind w:left="720" w:hanging="360"/>
-      </w:pPr>
-    </w:lvl>
-    <w:lvl w:ilvl="1" w:tentative="1">
-      <w:start w:val="1"/>
-      <w:numFmt w:val="decimal"/>
-      <w:lvlText w:val="%2."/>
-      <w:lvlJc w:val="left"/>
-      <w:pPr>
-        <w:tabs>
-          <w:tab w:val="num" w:pos="1440"/>
-        </w:tabs>
-        <w:ind w:left="1440" w:hanging="360"/>
-      </w:pPr>
-    </w:lvl>
-    <w:lvl w:ilvl="2" w:tentative="1">
-      <w:start w:val="1"/>
-      <w:numFmt w:val="decimal"/>
-      <w:lvlText w:val="%3."/>
-      <w:lvlJc w:val="left"/>
-      <w:pPr>
-        <w:tabs>
-          <w:tab w:val="num" w:pos="2160"/>
-        </w:tabs>
-        <w:ind w:left="2160" w:hanging="360"/>
-      </w:pPr>
-    </w:lvl>
-    <w:lvl w:ilvl="3" w:tentative="1">
-      <w:start w:val="1"/>
-      <w:numFmt w:val="decimal"/>
-      <w:lvlText w:val="%4."/>
-      <w:lvlJc w:val="left"/>
-      <w:pPr>
-        <w:tabs>
-          <w:tab w:val="num" w:pos="2880"/>
-        </w:tabs>
-        <w:ind w:left="2880" w:hanging="360"/>
-      </w:pPr>
-    </w:lvl>
-    <w:lvl w:ilvl="4" w:tentative="1">
-      <w:start w:val="1"/>
-      <w:numFmt w:val="decimal"/>
-      <w:lvlText w:val="%5."/>
-      <w:lvlJc w:val="left"/>
-      <w:pPr>
-        <w:tabs>
-          <w:tab w:val="num" w:pos="3600"/>
-        </w:tabs>
-        <w:ind w:left="3600" w:hanging="360"/>
-      </w:pPr>
-    </w:lvl>
-    <w:lvl w:ilvl="5" w:tentative="1">
-      <w:start w:val="1"/>
-      <w:numFmt w:val="decimal"/>
-      <w:lvlText w:val="%6."/>
-      <w:lvlJc w:val="left"/>
-      <w:pPr>
-        <w:tabs>
-          <w:tab w:val="num" w:pos="4320"/>
-        </w:tabs>
-        <w:ind w:left="4320" w:hanging="360"/>
-      </w:pPr>
-    </w:lvl>
-    <w:lvl w:ilvl="6" w:tentative="1">
-      <w:start w:val="1"/>
-      <w:numFmt w:val="decimal"/>
-      <w:lvlText w:val="%7."/>
-      <w:lvlJc w:val="left"/>
-      <w:pPr>
-        <w:tabs>
-          <w:tab w:val="num" w:pos="5040"/>
-        </w:tabs>
-        <w:ind w:left="5040" w:hanging="360"/>
-      </w:pPr>
-    </w:lvl>
-    <w:lvl w:ilvl="7" w:tentative="1">
-      <w:start w:val="1"/>
-      <w:numFmt w:val="decimal"/>
-      <w:lvlText w:val="%8."/>
-      <w:lvlJc w:val="left"/>
-      <w:pPr>
-        <w:tabs>
-          <w:tab w:val="num" w:pos="5760"/>
-        </w:tabs>
-        <w:ind w:left="5760" w:hanging="360"/>
-      </w:pPr>
-    </w:lvl>
-    <w:lvl w:ilvl="8" w:tentative="1">
-      <w:start w:val="1"/>
-      <w:numFmt w:val="decimal"/>
-      <w:lvlText w:val="%9."/>
-      <w:lvlJc w:val="left"/>
-      <w:pPr>
-        <w:tabs>
-          <w:tab w:val="num" w:pos="6480"/>
-        </w:tabs>
-        <w:ind w:left="6480" w:hanging="360"/>
-      </w:pPr>
-    </w:lvl>
-  </w:abstractNum>
-  <w:abstractNum w:abstractNumId="3" w15:restartNumberingAfterBreak="0">
-    <w:nsid w:val="297A6C8B"/>
-    <w:multiLevelType w:val="multilevel"/>
-    <w:tmpl w:val="E03C1ED6"/>
+    <w:tmpl w:val="7D00F7E6"/>
     <w:lvl w:ilvl="0">
       <w:start w:val="1"/>
       <w:numFmt w:val="bullet"/>
@@ -4259,10 +4142,10 @@
       </w:rPr>
     </w:lvl>
   </w:abstractNum>
-  <w:abstractNum w:abstractNumId="4" w15:restartNumberingAfterBreak="0">
-    <w:nsid w:val="320E6F8B"/>
+  <w:abstractNum w:abstractNumId="3" w15:restartNumberingAfterBreak="0">
+    <w:nsid w:val="3D1F1237"/>
     <w:multiLevelType w:val="multilevel"/>
-    <w:tmpl w:val="D6A2C0B2"/>
+    <w:tmpl w:val="FFC0286A"/>
     <w:lvl w:ilvl="0">
       <w:start w:val="1"/>
       <w:numFmt w:val="bullet"/>
@@ -4408,10 +4291,123 @@
       </w:rPr>
     </w:lvl>
   </w:abstractNum>
+  <w:abstractNum w:abstractNumId="4" w15:restartNumberingAfterBreak="0">
+    <w:nsid w:val="4DC55419"/>
+    <w:multiLevelType w:val="multilevel"/>
+    <w:tmpl w:val="259AFD94"/>
+    <w:lvl w:ilvl="0">
+      <w:start w:val="1"/>
+      <w:numFmt w:val="decimal"/>
+      <w:lvlText w:val="%1."/>
+      <w:lvlJc w:val="left"/>
+      <w:pPr>
+        <w:tabs>
+          <w:tab w:val="num" w:pos="720"/>
+        </w:tabs>
+        <w:ind w:left="720" w:hanging="360"/>
+      </w:pPr>
+    </w:lvl>
+    <w:lvl w:ilvl="1" w:tentative="1">
+      <w:start w:val="1"/>
+      <w:numFmt w:val="decimal"/>
+      <w:lvlText w:val="%2."/>
+      <w:lvlJc w:val="left"/>
+      <w:pPr>
+        <w:tabs>
+          <w:tab w:val="num" w:pos="1440"/>
+        </w:tabs>
+        <w:ind w:left="1440" w:hanging="360"/>
+      </w:pPr>
+    </w:lvl>
+    <w:lvl w:ilvl="2" w:tentative="1">
+      <w:start w:val="1"/>
+      <w:numFmt w:val="decimal"/>
+      <w:lvlText w:val="%3."/>
+      <w:lvlJc w:val="left"/>
+      <w:pPr>
+        <w:tabs>
+          <w:tab w:val="num" w:pos="2160"/>
+        </w:tabs>
+        <w:ind w:left="2160" w:hanging="360"/>
+      </w:pPr>
+    </w:lvl>
+    <w:lvl w:ilvl="3" w:tentative="1">
+      <w:start w:val="1"/>
+      <w:numFmt w:val="decimal"/>
+      <w:lvlText w:val="%4."/>
+      <w:lvlJc w:val="left"/>
+      <w:pPr>
+        <w:tabs>
+          <w:tab w:val="num" w:pos="2880"/>
+        </w:tabs>
+        <w:ind w:left="2880" w:hanging="360"/>
+      </w:pPr>
+    </w:lvl>
+    <w:lvl w:ilvl="4" w:tentative="1">
+      <w:start w:val="1"/>
+      <w:numFmt w:val="decimal"/>
+      <w:lvlText w:val="%5."/>
+      <w:lvlJc w:val="left"/>
+      <w:pPr>
+        <w:tabs>
+          <w:tab w:val="num" w:pos="3600"/>
+        </w:tabs>
+        <w:ind w:left="3600" w:hanging="360"/>
+      </w:pPr>
+    </w:lvl>
+    <w:lvl w:ilvl="5" w:tentative="1">
+      <w:start w:val="1"/>
+      <w:numFmt w:val="decimal"/>
+      <w:lvlText w:val="%6."/>
+      <w:lvlJc w:val="left"/>
+      <w:pPr>
+        <w:tabs>
+          <w:tab w:val="num" w:pos="4320"/>
+        </w:tabs>
+        <w:ind w:left="4320" w:hanging="360"/>
+      </w:pPr>
+    </w:lvl>
+    <w:lvl w:ilvl="6" w:tentative="1">
+      <w:start w:val="1"/>
+      <w:numFmt w:val="decimal"/>
+      <w:lvlText w:val="%7."/>
+      <w:lvlJc w:val="left"/>
+      <w:pPr>
+        <w:tabs>
+          <w:tab w:val="num" w:pos="5040"/>
+        </w:tabs>
+        <w:ind w:left="5040" w:hanging="360"/>
+      </w:pPr>
+    </w:lvl>
+    <w:lvl w:ilvl="7" w:tentative="1">
+      <w:start w:val="1"/>
+      <w:numFmt w:val="decimal"/>
+      <w:lvlText w:val="%8."/>
+      <w:lvlJc w:val="left"/>
+      <w:pPr>
+        <w:tabs>
+          <w:tab w:val="num" w:pos="5760"/>
+        </w:tabs>
+        <w:ind w:left="5760" w:hanging="360"/>
+      </w:pPr>
+    </w:lvl>
+    <w:lvl w:ilvl="8" w:tentative="1">
+      <w:start w:val="1"/>
+      <w:numFmt w:val="decimal"/>
+      <w:lvlText w:val="%9."/>
+      <w:lvlJc w:val="left"/>
+      <w:pPr>
+        <w:tabs>
+          <w:tab w:val="num" w:pos="6480"/>
+        </w:tabs>
+        <w:ind w:left="6480" w:hanging="360"/>
+      </w:pPr>
+    </w:lvl>
+  </w:abstractNum>
   <w:abstractNum w:abstractNumId="5" w15:restartNumberingAfterBreak="0">
-    <w:nsid w:val="47932259"/>
+    <w:nsid w:val="65F669F4"/>
     <w:multiLevelType w:val="multilevel"/>
-    <w:tmpl w:val="C69E4B00"/>
+    <w:tmpl w:val="03AE8EF4"/>
     <w:lvl w:ilvl="0">
       <w:start w:val="1"/>
       <w:numFmt w:val="bullet"/>
@@ -4558,122 +4554,9 @@
     </w:lvl>
   </w:abstractNum>
   <w:abstractNum w:abstractNumId="6" w15:restartNumberingAfterBreak="0">
-    <w:nsid w:val="53DB4917"/>
+    <w:nsid w:val="70291D16"/>
     <w:multiLevelType w:val="multilevel"/>
-    <w:tmpl w:val="6F36FB04"/>
-    <w:lvl w:ilvl="0">
-      <w:start w:val="1"/>
-      <w:numFmt w:val="decimal"/>
-      <w:lvlText w:val="%1."/>
-      <w:lvlJc w:val="left"/>
-      <w:pPr>
-        <w:tabs>
-          <w:tab w:val="num" w:pos="720"/>
-        </w:tabs>
-        <w:ind w:left="720" w:hanging="360"/>
-      </w:pPr>
-    </w:lvl>
-    <w:lvl w:ilvl="1" w:tentative="1">
-      <w:start w:val="1"/>
-      <w:numFmt w:val="decimal"/>
-      <w:lvlText w:val="%2."/>
-      <w:lvlJc w:val="left"/>
-      <w:pPr>
-        <w:tabs>
-          <w:tab w:val="num" w:pos="1440"/>
-        </w:tabs>
-        <w:ind w:left="1440" w:hanging="360"/>
-      </w:pPr>
-    </w:lvl>
-    <w:lvl w:ilvl="2" w:tentative="1">
-      <w:start w:val="1"/>
-      <w:numFmt w:val="decimal"/>
-      <w:lvlText w:val="%3."/>
-      <w:lvlJc w:val="left"/>
-      <w:pPr>
-        <w:tabs>
-          <w:tab w:val="num" w:pos="2160"/>
-        </w:tabs>
-        <w:ind w:left="2160" w:hanging="360"/>
-      </w:pPr>
-    </w:lvl>
-    <w:lvl w:ilvl="3" w:tentative="1">
-      <w:start w:val="1"/>
-      <w:numFmt w:val="decimal"/>
-      <w:lvlText w:val="%4."/>
-      <w:lvlJc w:val="left"/>
-      <w:pPr>
-        <w:tabs>
-          <w:tab w:val="num" w:pos="2880"/>
-        </w:tabs>
-        <w:ind w:left="2880" w:hanging="360"/>
-      </w:pPr>
-    </w:lvl>
-    <w:lvl w:ilvl="4" w:tentative="1">
-      <w:start w:val="1"/>
-      <w:numFmt w:val="decimal"/>
-      <w:lvlText w:val="%5."/>
-      <w:lvlJc w:val="left"/>
-      <w:pPr>
-        <w:tabs>
-          <w:tab w:val="num" w:pos="3600"/>
-        </w:tabs>
-        <w:ind w:left="3600" w:hanging="360"/>
-      </w:pPr>
-    </w:lvl>
-    <w:lvl w:ilvl="5" w:tentative="1">
-      <w:start w:val="1"/>
-      <w:numFmt w:val="decimal"/>
-      <w:lvlText w:val="%6."/>
-      <w:lvlJc w:val="left"/>
-      <w:pPr>
-        <w:tabs>
-          <w:tab w:val="num" w:pos="4320"/>
-        </w:tabs>
-        <w:ind w:left="4320" w:hanging="360"/>
-      </w:pPr>
-    </w:lvl>
-    <w:lvl w:ilvl="6" w:tentative="1">
-      <w:start w:val="1"/>
-      <w:numFmt w:val="decimal"/>
-      <w:lvlText w:val="%7."/>
-      <w:lvlJc w:val="left"/>
-      <w:pPr>
-        <w:tabs>
-          <w:tab w:val="num" w:pos="5040"/>
-        </w:tabs>
-        <w:ind w:left="5040" w:hanging="360"/>
-      </w:pPr>
-    </w:lvl>
-    <w:lvl w:ilvl="7" w:tentative="1">
-      <w:start w:val="1"/>
-      <w:numFmt w:val="decimal"/>
-      <w:lvlText w:val="%8."/>
-      <w:lvlJc w:val="left"/>
-      <w:pPr>
-        <w:tabs>
-          <w:tab w:val="num" w:pos="5760"/>
-        </w:tabs>
-        <w:ind w:left="5760" w:hanging="360"/>
-      </w:pPr>
-    </w:lvl>
-    <w:lvl w:ilvl="8" w:tentative="1">
-      <w:start w:val="1"/>
-      <w:numFmt w:val="decimal"/>
-      <w:lvlText w:val="%9."/>
-      <w:lvlJc w:val="left"/>
-      <w:pPr>
-        <w:tabs>
-          <w:tab w:val="num" w:pos="6480"/>
-        </w:tabs>
-        <w:ind w:left="6480" w:hanging="360"/>
-      </w:pPr>
-    </w:lvl>
-  </w:abstractNum>
-  <w:abstractNum w:abstractNumId="7" w15:restartNumberingAfterBreak="0">
-    <w:nsid w:val="69A533D5"/>
-    <w:multiLevelType w:val="multilevel"/>
-    <w:tmpl w:val="3A8C8332"/>
+    <w:tmpl w:val="F9D61784"/>
     <w:lvl w:ilvl="0">
       <w:start w:val="1"/>
       <w:numFmt w:val="bullet"/>
@@ -4819,29 +4702,142 @@
       </w:rPr>
     </w:lvl>
   </w:abstractNum>
-  <w:num w:numId="1" w16cid:durableId="446201356">
+  <w:abstractNum w:abstractNumId="7" w15:restartNumberingAfterBreak="0">
+    <w:nsid w:val="77833957"/>
+    <w:multiLevelType w:val="multilevel"/>
+    <w:tmpl w:val="02749A92"/>
+    <w:lvl w:ilvl="0">
+      <w:start w:val="1"/>
+      <w:numFmt w:val="decimal"/>
+      <w:lvlText w:val="%1."/>
+      <w:lvlJc w:val="left"/>
+      <w:pPr>
+        <w:tabs>
+          <w:tab w:val="num" w:pos="720"/>
+        </w:tabs>
+        <w:ind w:left="720" w:hanging="360"/>
+      </w:pPr>
+    </w:lvl>
+    <w:lvl w:ilvl="1" w:tentative="1">
+      <w:start w:val="1"/>
+      <w:numFmt w:val="decimal"/>
+      <w:lvlText w:val="%2."/>
+      <w:lvlJc w:val="left"/>
+      <w:pPr>
+        <w:tabs>
+          <w:tab w:val="num" w:pos="1440"/>
+        </w:tabs>
+        <w:ind w:left="1440" w:hanging="360"/>
+      </w:pPr>
+    </w:lvl>
+    <w:lvl w:ilvl="2" w:tentative="1">
+      <w:start w:val="1"/>
+      <w:numFmt w:val="decimal"/>
+      <w:lvlText w:val="%3."/>
+      <w:lvlJc w:val="left"/>
+      <w:pPr>
+        <w:tabs>
+          <w:tab w:val="num" w:pos="2160"/>
+        </w:tabs>
+        <w:ind w:left="2160" w:hanging="360"/>
+      </w:pPr>
+    </w:lvl>
+    <w:lvl w:ilvl="3" w:tentative="1">
+      <w:start w:val="1"/>
+      <w:numFmt w:val="decimal"/>
+      <w:lvlText w:val="%4."/>
+      <w:lvlJc w:val="left"/>
+      <w:pPr>
+        <w:tabs>
+          <w:tab w:val="num" w:pos="2880"/>
+        </w:tabs>
+        <w:ind w:left="2880" w:hanging="360"/>
+      </w:pPr>
+    </w:lvl>
+    <w:lvl w:ilvl="4" w:tentative="1">
+      <w:start w:val="1"/>
+      <w:numFmt w:val="decimal"/>
+      <w:lvlText w:val="%5."/>
+      <w:lvlJc w:val="left"/>
+      <w:pPr>
+        <w:tabs>
+          <w:tab w:val="num" w:pos="3600"/>
+        </w:tabs>
+        <w:ind w:left="3600" w:hanging="360"/>
+      </w:pPr>
+    </w:lvl>
+    <w:lvl w:ilvl="5" w:tentative="1">
+      <w:start w:val="1"/>
+      <w:numFmt w:val="decimal"/>
+      <w:lvlText w:val="%6."/>
+      <w:lvlJc w:val="left"/>
+      <w:pPr>
+        <w:tabs>
+          <w:tab w:val="num" w:pos="4320"/>
+        </w:tabs>
+        <w:ind w:left="4320" w:hanging="360"/>
+      </w:pPr>
+    </w:lvl>
+    <w:lvl w:ilvl="6" w:tentative="1">
+      <w:start w:val="1"/>
+      <w:numFmt w:val="decimal"/>
+      <w:lvlText w:val="%7."/>
+      <w:lvlJc w:val="left"/>
+      <w:pPr>
+        <w:tabs>
+          <w:tab w:val="num" w:pos="5040"/>
+        </w:tabs>
+        <w:ind w:left="5040" w:hanging="360"/>
+      </w:pPr>
+    </w:lvl>
+    <w:lvl w:ilvl="7" w:tentative="1">
+      <w:start w:val="1"/>
+      <w:numFmt w:val="decimal"/>
+      <w:lvlText w:val="%8."/>
+      <w:lvlJc w:val="left"/>
+      <w:pPr>
+        <w:tabs>
+          <w:tab w:val="num" w:pos="5760"/>
+        </w:tabs>
+        <w:ind w:left="5760" w:hanging="360"/>
+      </w:pPr>
+    </w:lvl>
+    <w:lvl w:ilvl="8" w:tentative="1">
+      <w:start w:val="1"/>
+      <w:numFmt w:val="decimal"/>
+      <w:lvlText w:val="%9."/>
+      <w:lvlJc w:val="left"/>
+      <w:pPr>
+        <w:tabs>
+          <w:tab w:val="num" w:pos="6480"/>
+        </w:tabs>
+        <w:ind w:left="6480" w:hanging="360"/>
+      </w:pPr>
+    </w:lvl>
+  </w:abstractNum>
+  <w:num w:numId="1" w16cid:durableId="1704210757">
+    <w:abstractNumId w:val="4"/>
+  </w:num>
+  <w:num w:numId="2" w16cid:durableId="1353605906">
+    <w:abstractNumId w:val="6"/>
+  </w:num>
+  <w:num w:numId="3" w16cid:durableId="1157965422">
+    <w:abstractNumId w:val="5"/>
+  </w:num>
+  <w:num w:numId="4" w16cid:durableId="524439928">
+    <w:abstractNumId w:val="0"/>
+  </w:num>
+  <w:num w:numId="5" w16cid:durableId="1771388060">
     <w:abstractNumId w:val="2"/>
   </w:num>
-  <w:num w:numId="2" w16cid:durableId="1214274623">
+  <w:num w:numId="6" w16cid:durableId="818838633">
     <w:abstractNumId w:val="7"/>
   </w:num>
-  <w:num w:numId="3" w16cid:durableId="1022365742">
+  <w:num w:numId="7" w16cid:durableId="1520312025">
     <w:abstractNumId w:val="3"/>
   </w:num>
-  <w:num w:numId="4" w16cid:durableId="1228684980">
-    <w:abstractNumId w:val="6"/>
-  </w:num>
-  <w:num w:numId="5" w16cid:durableId="2019648605">
-    <w:abstractNumId w:val="4"/>
-  </w:num>
-  <w:num w:numId="6" w16cid:durableId="928121384">
-    <w:abstractNumId w:val="0"/>
-  </w:num>
-  <w:num w:numId="7" w16cid:durableId="1349404104">
+  <w:num w:numId="8" w16cid:durableId="763654094">
     <w:abstractNumId w:val="1"/>
-  </w:num>
-  <w:num w:numId="8" w16cid:durableId="1325477495">
-    <w:abstractNumId w:val="5"/>
   </w:num>
 </w:numbering>
 </file>

--- a/handouts/Identity_Reference_Architecture.docx
+++ b/handouts/Identity_Reference_Architecture.docx
@@ -95,7 +95,7 @@
         </w:rPr>
         <w:lastRenderedPageBreak/>
         <w:drawing>
-          <wp:inline distT="0" distB="0" distL="0" distR="0" wp14:anchorId="229C34FD" wp14:editId="3E422ACA">
+          <wp:inline distT="0" distB="0" distL="0" distR="0" wp14:anchorId="18429685" wp14:editId="66BDF293">
             <wp:extent cx="13506450" cy="7924800"/>
             <wp:effectExtent l="0" t="0" r="0" b="0"/>
             <wp:docPr id="1" name="Picture 1" descr="Identity: three paths, one proof"/>
@@ -421,7 +421,7 @@
           <w:szCs w:val="21"/>
           <w:lang w:val="en"/>
         </w:rPr>
-        <w:t xml:space="preserve"> inside the session. It lists a cifs ticket from the Entra realm.</w:t>
+        <w:t xml:space="preserve"> inside the session. It lists a cifs ticket issued by Microsoft Entra Kerberos (KERBEROS.MICROSOFTONLINE.COM).</w:t>
       </w:r>
     </w:p>
     <w:p>
@@ -2131,7 +2131,7 @@
                 <w:sz w:val="18"/>
                 <w:szCs w:val="18"/>
               </w:rPr>
-              <w:t>Exclude the storage account application from MFA Cond</w:t>
+              <w:t xml:space="preserve">Exclude </w:t>
             </w:r>
             <w:r>
               <w:rPr>
@@ -2140,7 +2140,7 @@
                 <w:sz w:val="18"/>
                 <w:szCs w:val="18"/>
               </w:rPr>
-              <w:t>itional Access policies. For cloud-only identities, manage file and directory permissions with the Azure portal or RestSetAcls; File Explorer and icacls are not supported for their ACL management.</w:t>
+              <w:t>the storage account application from MFA Conditional Access policies. For cloud-only identities, manage file and directory permissions with the Azure portal or RestSetAcls; File Explorer and icacls are not supported for their ACL management.</w:t>
             </w:r>
           </w:p>
         </w:tc>
@@ -3732,122 +3732,9 @@
 <file path=word/numbering.xml><?xml version="1.0" encoding="utf-8"?>
 <w:numbering xmlns:wpc="http://schemas.microsoft.com/office/word/2010/wordprocessingCanvas" xmlns:cx="http://schemas.microsoft.com/office/drawing/2014/chartex" xmlns:cx1="http://schemas.microsoft.com/office/drawing/2015/9/8/chartex" xmlns:cx2="http://schemas.microsoft.com/office/drawing/2015/10/21/chartex" xmlns:cx3="http://schemas.microsoft.com/office/drawing/2016/5/9/chartex" xmlns:cx4="http://schemas.microsoft.com/office/drawing/2016/5/10/chartex" xmlns:cx5="http://schemas.microsoft.com/office/drawing/2016/5/11/chartex" xmlns:cx6="http://schemas.microsoft.com/office/drawing/2016/5/12/chartex" xmlns:cx7="http://schemas.microsoft.com/office/drawing/2016/5/13/chartex" xmlns:cx8="http://schemas.microsoft.com/office/drawing/2016/5/14/chartex" xmlns:mc="http://schemas.openxmlformats.org/markup-compatibility/2006" xmlns:aink="http://schemas.microsoft.com/office/drawing/2016/ink" xmlns:am3d="http://schemas.microsoft.com/office/drawing/2017/model3d" xmlns:o="urn:schemas-microsoft-com:office:office" xmlns:oel="http://schemas.microsoft.com/office/2019/extlst" xmlns:r="http://schemas.openxmlformats.org/officeDocument/2006/relationships" xmlns:m="http://schemas.openxmlformats.org/officeDocument/2006/math" xmlns:v="urn:schemas-microsoft-com:vml" xmlns:wp14="http://schemas.microsoft.com/office/word/2010/wordprocessingDrawing" xmlns:wp="http://schemas.openxmlformats.org/drawingml/2006/wordprocessingDrawing" xmlns:w10="urn:schemas-microsoft-com:office:word" xmlns:w="http://schemas.openxmlformats.org/wordprocessingml/2006/main" xmlns:w14="http://schemas.microsoft.com/office/word/2010/wordml" xmlns:w15="http://schemas.microsoft.com/office/word/2012/wordml" xmlns:w16cex="http://schemas.microsoft.com/office/word/2018/wordml/cex" xmlns:w16cid="http://schemas.microsoft.com/office/word/2016/wordml/cid" xmlns:w16="http://schemas.microsoft.com/office/word/2018/wordml" xmlns:w16du="http://schemas.microsoft.com/office/word/2023/wordml/word16du" xmlns:w16sdtdh="http://schemas.microsoft.com/office/word/2020/wordml/sdtdatahash" xmlns:w16sdtfl="http://schemas.microsoft.com/office/word/2024/wordml/sdtformatlock" xmlns:w16se="http://schemas.microsoft.com/office/word/2015/wordml/symex" xmlns:wpg="http://schemas.microsoft.com/office/word/2010/wordprocessingGroup" xmlns:wpi="http://schemas.microsoft.com/office/word/2010/wordprocessingInk" xmlns:wne="http://schemas.microsoft.com/office/word/2006/wordml" xmlns:wps="http://schemas.microsoft.com/office/word/2010/wordprocessingShape" mc:Ignorable="w14 w15 w16se w16cid w16 w16cex w16sdtdh w16sdtfl w16du wp14">
   <w:abstractNum w:abstractNumId="0" w15:restartNumberingAfterBreak="0">
-    <w:nsid w:val="08DA34F0"/>
+    <w:nsid w:val="1B5F31A3"/>
     <w:multiLevelType w:val="multilevel"/>
-    <w:tmpl w:val="2DB25026"/>
-    <w:lvl w:ilvl="0">
-      <w:start w:val="1"/>
-      <w:numFmt w:val="decimal"/>
-      <w:lvlText w:val="%1."/>
-      <w:lvlJc w:val="left"/>
-      <w:pPr>
-        <w:tabs>
-          <w:tab w:val="num" w:pos="720"/>
-        </w:tabs>
-        <w:ind w:left="720" w:hanging="360"/>
-      </w:pPr>
-    </w:lvl>
-    <w:lvl w:ilvl="1" w:tentative="1">
-      <w:start w:val="1"/>
-      <w:numFmt w:val="decimal"/>
-      <w:lvlText w:val="%2."/>
-      <w:lvlJc w:val="left"/>
-      <w:pPr>
-        <w:tabs>
-          <w:tab w:val="num" w:pos="1440"/>
-        </w:tabs>
-        <w:ind w:left="1440" w:hanging="360"/>
-      </w:pPr>
-    </w:lvl>
-    <w:lvl w:ilvl="2" w:tentative="1">
-      <w:start w:val="1"/>
-      <w:numFmt w:val="decimal"/>
-      <w:lvlText w:val="%3."/>
-      <w:lvlJc w:val="left"/>
-      <w:pPr>
-        <w:tabs>
-          <w:tab w:val="num" w:pos="2160"/>
-        </w:tabs>
-        <w:ind w:left="2160" w:hanging="360"/>
-      </w:pPr>
-    </w:lvl>
-    <w:lvl w:ilvl="3" w:tentative="1">
-      <w:start w:val="1"/>
-      <w:numFmt w:val="decimal"/>
-      <w:lvlText w:val="%4."/>
-      <w:lvlJc w:val="left"/>
-      <w:pPr>
-        <w:tabs>
-          <w:tab w:val="num" w:pos="2880"/>
-        </w:tabs>
-        <w:ind w:left="2880" w:hanging="360"/>
-      </w:pPr>
-    </w:lvl>
-    <w:lvl w:ilvl="4" w:tentative="1">
-      <w:start w:val="1"/>
-      <w:numFmt w:val="decimal"/>
-      <w:lvlText w:val="%5."/>
-      <w:lvlJc w:val="left"/>
-      <w:pPr>
-        <w:tabs>
-          <w:tab w:val="num" w:pos="3600"/>
-        </w:tabs>
-        <w:ind w:left="3600" w:hanging="360"/>
-      </w:pPr>
-    </w:lvl>
-    <w:lvl w:ilvl="5" w:tentative="1">
-      <w:start w:val="1"/>
-      <w:numFmt w:val="decimal"/>
-      <w:lvlText w:val="%6."/>
-      <w:lvlJc w:val="left"/>
-      <w:pPr>
-        <w:tabs>
-          <w:tab w:val="num" w:pos="4320"/>
-        </w:tabs>
-        <w:ind w:left="4320" w:hanging="360"/>
-      </w:pPr>
-    </w:lvl>
-    <w:lvl w:ilvl="6" w:tentative="1">
-      <w:start w:val="1"/>
-      <w:numFmt w:val="decimal"/>
-      <w:lvlText w:val="%7."/>
-      <w:lvlJc w:val="left"/>
-      <w:pPr>
-        <w:tabs>
-          <w:tab w:val="num" w:pos="5040"/>
-        </w:tabs>
-        <w:ind w:left="5040" w:hanging="360"/>
-      </w:pPr>
-    </w:lvl>
-    <w:lvl w:ilvl="7" w:tentative="1">
-      <w:start w:val="1"/>
-      <w:numFmt w:val="decimal"/>
-      <w:lvlText w:val="%8."/>
-      <w:lvlJc w:val="left"/>
-      <w:pPr>
-        <w:tabs>
-          <w:tab w:val="num" w:pos="5760"/>
-        </w:tabs>
-        <w:ind w:left="5760" w:hanging="360"/>
-      </w:pPr>
-    </w:lvl>
-    <w:lvl w:ilvl="8" w:tentative="1">
-      <w:start w:val="1"/>
-      <w:numFmt w:val="decimal"/>
-      <w:lvlText w:val="%9."/>
-      <w:lvlJc w:val="left"/>
-      <w:pPr>
-        <w:tabs>
-          <w:tab w:val="num" w:pos="6480"/>
-        </w:tabs>
-        <w:ind w:left="6480" w:hanging="360"/>
-      </w:pPr>
-    </w:lvl>
-  </w:abstractNum>
-  <w:abstractNum w:abstractNumId="1" w15:restartNumberingAfterBreak="0">
-    <w:nsid w:val="13375F3D"/>
-    <w:multiLevelType w:val="multilevel"/>
-    <w:tmpl w:val="DBA00FBE"/>
+    <w:tmpl w:val="F196C908"/>
     <w:lvl w:ilvl="0">
       <w:start w:val="1"/>
       <w:numFmt w:val="bullet"/>
@@ -3993,10 +3880,10 @@
       </w:rPr>
     </w:lvl>
   </w:abstractNum>
-  <w:abstractNum w:abstractNumId="2" w15:restartNumberingAfterBreak="0">
-    <w:nsid w:val="3D1479C1"/>
+  <w:abstractNum w:abstractNumId="1" w15:restartNumberingAfterBreak="0">
+    <w:nsid w:val="1B611A4B"/>
     <w:multiLevelType w:val="multilevel"/>
-    <w:tmpl w:val="7D00F7E6"/>
+    <w:tmpl w:val="CC64CE7E"/>
     <w:lvl w:ilvl="0">
       <w:start w:val="1"/>
       <w:numFmt w:val="bullet"/>
@@ -4142,10 +4029,236 @@
       </w:rPr>
     </w:lvl>
   </w:abstractNum>
+  <w:abstractNum w:abstractNumId="2" w15:restartNumberingAfterBreak="0">
+    <w:nsid w:val="1C383F5A"/>
+    <w:multiLevelType w:val="multilevel"/>
+    <w:tmpl w:val="55C00054"/>
+    <w:lvl w:ilvl="0">
+      <w:start w:val="1"/>
+      <w:numFmt w:val="decimal"/>
+      <w:lvlText w:val="%1."/>
+      <w:lvlJc w:val="left"/>
+      <w:pPr>
+        <w:tabs>
+          <w:tab w:val="num" w:pos="720"/>
+        </w:tabs>
+        <w:ind w:left="720" w:hanging="360"/>
+      </w:pPr>
+    </w:lvl>
+    <w:lvl w:ilvl="1" w:tentative="1">
+      <w:start w:val="1"/>
+      <w:numFmt w:val="decimal"/>
+      <w:lvlText w:val="%2."/>
+      <w:lvlJc w:val="left"/>
+      <w:pPr>
+        <w:tabs>
+          <w:tab w:val="num" w:pos="1440"/>
+        </w:tabs>
+        <w:ind w:left="1440" w:hanging="360"/>
+      </w:pPr>
+    </w:lvl>
+    <w:lvl w:ilvl="2" w:tentative="1">
+      <w:start w:val="1"/>
+      <w:numFmt w:val="decimal"/>
+      <w:lvlText w:val="%3."/>
+      <w:lvlJc w:val="left"/>
+      <w:pPr>
+        <w:tabs>
+          <w:tab w:val="num" w:pos="2160"/>
+        </w:tabs>
+        <w:ind w:left="2160" w:hanging="360"/>
+      </w:pPr>
+    </w:lvl>
+    <w:lvl w:ilvl="3" w:tentative="1">
+      <w:start w:val="1"/>
+      <w:numFmt w:val="decimal"/>
+      <w:lvlText w:val="%4."/>
+      <w:lvlJc w:val="left"/>
+      <w:pPr>
+        <w:tabs>
+          <w:tab w:val="num" w:pos="2880"/>
+        </w:tabs>
+        <w:ind w:left="2880" w:hanging="360"/>
+      </w:pPr>
+    </w:lvl>
+    <w:lvl w:ilvl="4" w:tentative="1">
+      <w:start w:val="1"/>
+      <w:numFmt w:val="decimal"/>
+      <w:lvlText w:val="%5."/>
+      <w:lvlJc w:val="left"/>
+      <w:pPr>
+        <w:tabs>
+          <w:tab w:val="num" w:pos="3600"/>
+        </w:tabs>
+        <w:ind w:left="3600" w:hanging="360"/>
+      </w:pPr>
+    </w:lvl>
+    <w:lvl w:ilvl="5" w:tentative="1">
+      <w:start w:val="1"/>
+      <w:numFmt w:val="decimal"/>
+      <w:lvlText w:val="%6."/>
+      <w:lvlJc w:val="left"/>
+      <w:pPr>
+        <w:tabs>
+          <w:tab w:val="num" w:pos="4320"/>
+        </w:tabs>
+        <w:ind w:left="4320" w:hanging="360"/>
+      </w:pPr>
+    </w:lvl>
+    <w:lvl w:ilvl="6" w:tentative="1">
+      <w:start w:val="1"/>
+      <w:numFmt w:val="decimal"/>
+      <w:lvlText w:val="%7."/>
+      <w:lvlJc w:val="left"/>
+      <w:pPr>
+        <w:tabs>
+          <w:tab w:val="num" w:pos="5040"/>
+        </w:tabs>
+        <w:ind w:left="5040" w:hanging="360"/>
+      </w:pPr>
+    </w:lvl>
+    <w:lvl w:ilvl="7" w:tentative="1">
+      <w:start w:val="1"/>
+      <w:numFmt w:val="decimal"/>
+      <w:lvlText w:val="%8."/>
+      <w:lvlJc w:val="left"/>
+      <w:pPr>
+        <w:tabs>
+          <w:tab w:val="num" w:pos="5760"/>
+        </w:tabs>
+        <w:ind w:left="5760" w:hanging="360"/>
+      </w:pPr>
+    </w:lvl>
+    <w:lvl w:ilvl="8" w:tentative="1">
+      <w:start w:val="1"/>
+      <w:numFmt w:val="decimal"/>
+      <w:lvlText w:val="%9."/>
+      <w:lvlJc w:val="left"/>
+      <w:pPr>
+        <w:tabs>
+          <w:tab w:val="num" w:pos="6480"/>
+        </w:tabs>
+        <w:ind w:left="6480" w:hanging="360"/>
+      </w:pPr>
+    </w:lvl>
+  </w:abstractNum>
   <w:abstractNum w:abstractNumId="3" w15:restartNumberingAfterBreak="0">
-    <w:nsid w:val="3D1F1237"/>
+    <w:nsid w:val="298E5F09"/>
     <w:multiLevelType w:val="multilevel"/>
-    <w:tmpl w:val="FFC0286A"/>
+    <w:tmpl w:val="5672B4EA"/>
+    <w:lvl w:ilvl="0">
+      <w:start w:val="1"/>
+      <w:numFmt w:val="decimal"/>
+      <w:lvlText w:val="%1."/>
+      <w:lvlJc w:val="left"/>
+      <w:pPr>
+        <w:tabs>
+          <w:tab w:val="num" w:pos="720"/>
+        </w:tabs>
+        <w:ind w:left="720" w:hanging="360"/>
+      </w:pPr>
+    </w:lvl>
+    <w:lvl w:ilvl="1" w:tentative="1">
+      <w:start w:val="1"/>
+      <w:numFmt w:val="decimal"/>
+      <w:lvlText w:val="%2."/>
+      <w:lvlJc w:val="left"/>
+      <w:pPr>
+        <w:tabs>
+          <w:tab w:val="num" w:pos="1440"/>
+        </w:tabs>
+        <w:ind w:left="1440" w:hanging="360"/>
+      </w:pPr>
+    </w:lvl>
+    <w:lvl w:ilvl="2" w:tentative="1">
+      <w:start w:val="1"/>
+      <w:numFmt w:val="decimal"/>
+      <w:lvlText w:val="%3."/>
+      <w:lvlJc w:val="left"/>
+      <w:pPr>
+        <w:tabs>
+          <w:tab w:val="num" w:pos="2160"/>
+        </w:tabs>
+        <w:ind w:left="2160" w:hanging="360"/>
+      </w:pPr>
+    </w:lvl>
+    <w:lvl w:ilvl="3" w:tentative="1">
+      <w:start w:val="1"/>
+      <w:numFmt w:val="decimal"/>
+      <w:lvlText w:val="%4."/>
+      <w:lvlJc w:val="left"/>
+      <w:pPr>
+        <w:tabs>
+          <w:tab w:val="num" w:pos="2880"/>
+        </w:tabs>
+        <w:ind w:left="2880" w:hanging="360"/>
+      </w:pPr>
+    </w:lvl>
+    <w:lvl w:ilvl="4" w:tentative="1">
+      <w:start w:val="1"/>
+      <w:numFmt w:val="decimal"/>
+      <w:lvlText w:val="%5."/>
+      <w:lvlJc w:val="left"/>
+      <w:pPr>
+        <w:tabs>
+          <w:tab w:val="num" w:pos="3600"/>
+        </w:tabs>
+        <w:ind w:left="3600" w:hanging="360"/>
+      </w:pPr>
+    </w:lvl>
+    <w:lvl w:ilvl="5" w:tentative="1">
+      <w:start w:val="1"/>
+      <w:numFmt w:val="decimal"/>
+      <w:lvlText w:val="%6."/>
+      <w:lvlJc w:val="left"/>
+      <w:pPr>
+        <w:tabs>
+          <w:tab w:val="num" w:pos="4320"/>
+        </w:tabs>
+        <w:ind w:left="4320" w:hanging="360"/>
+      </w:pPr>
+    </w:lvl>
+    <w:lvl w:ilvl="6" w:tentative="1">
+      <w:start w:val="1"/>
+      <w:numFmt w:val="decimal"/>
+      <w:lvlText w:val="%7."/>
+      <w:lvlJc w:val="left"/>
+      <w:pPr>
+        <w:tabs>
+          <w:tab w:val="num" w:pos="5040"/>
+        </w:tabs>
+        <w:ind w:left="5040" w:hanging="360"/>
+      </w:pPr>
+    </w:lvl>
+    <w:lvl w:ilvl="7" w:tentative="1">
+      <w:start w:val="1"/>
+      <w:numFmt w:val="decimal"/>
+      <w:lvlText w:val="%8."/>
+      <w:lvlJc w:val="left"/>
+      <w:pPr>
+        <w:tabs>
+          <w:tab w:val="num" w:pos="5760"/>
+        </w:tabs>
+        <w:ind w:left="5760" w:hanging="360"/>
+      </w:pPr>
+    </w:lvl>
+    <w:lvl w:ilvl="8" w:tentative="1">
+      <w:start w:val="1"/>
+      <w:numFmt w:val="decimal"/>
+      <w:lvlText w:val="%9."/>
+      <w:lvlJc w:val="left"/>
+      <w:pPr>
+        <w:tabs>
+          <w:tab w:val="num" w:pos="6480"/>
+        </w:tabs>
+        <w:ind w:left="6480" w:hanging="360"/>
+      </w:pPr>
+    </w:lvl>
+  </w:abstractNum>
+  <w:abstractNum w:abstractNumId="4" w15:restartNumberingAfterBreak="0">
+    <w:nsid w:val="309E682F"/>
+    <w:multiLevelType w:val="multilevel"/>
+    <w:tmpl w:val="2E22331A"/>
     <w:lvl w:ilvl="0">
       <w:start w:val="1"/>
       <w:numFmt w:val="bullet"/>
@@ -4291,123 +4404,10 @@
       </w:rPr>
     </w:lvl>
   </w:abstractNum>
-  <w:abstractNum w:abstractNumId="4" w15:restartNumberingAfterBreak="0">
-    <w:nsid w:val="4DC55419"/>
+  <w:abstractNum w:abstractNumId="5" w15:restartNumberingAfterBreak="0">
+    <w:nsid w:val="31A5529E"/>
     <w:multiLevelType w:val="multilevel"/>
-    <w:tmpl w:val="259AFD94"/>
-    <w:lvl w:ilvl="0">
-      <w:start w:val="1"/>
-      <w:numFmt w:val="decimal"/>
-      <w:lvlText w:val="%1."/>
-      <w:lvlJc w:val="left"/>
-      <w:pPr>
-        <w:tabs>
-          <w:tab w:val="num" w:pos="720"/>
-        </w:tabs>
-        <w:ind w:left="720" w:hanging="360"/>
-      </w:pPr>
-    </w:lvl>
-    <w:lvl w:ilvl="1" w:tentative="1">
-      <w:start w:val="1"/>
-      <w:numFmt w:val="decimal"/>
-      <w:lvlText w:val="%2."/>
-      <w:lvlJc w:val="left"/>
-      <w:pPr>
-        <w:tabs>
-          <w:tab w:val="num" w:pos="1440"/>
-        </w:tabs>
-        <w:ind w:left="1440" w:hanging="360"/>
-      </w:pPr>
-    </w:lvl>
-    <w:lvl w:ilvl="2" w:tentative="1">
-      <w:start w:val="1"/>
-      <w:numFmt w:val="decimal"/>
-      <w:lvlText w:val="%3."/>
-      <w:lvlJc w:val="left"/>
-      <w:pPr>
-        <w:tabs>
-          <w:tab w:val="num" w:pos="2160"/>
-        </w:tabs>
-        <w:ind w:left="2160" w:hanging="360"/>
-      </w:pPr>
-    </w:lvl>
-    <w:lvl w:ilvl="3" w:tentative="1">
-      <w:start w:val="1"/>
-      <w:numFmt w:val="decimal"/>
-      <w:lvlText w:val="%4."/>
-      <w:lvlJc w:val="left"/>
-      <w:pPr>
-        <w:tabs>
-          <w:tab w:val="num" w:pos="2880"/>
-        </w:tabs>
-        <w:ind w:left="2880" w:hanging="360"/>
-      </w:pPr>
-    </w:lvl>
-    <w:lvl w:ilvl="4" w:tentative="1">
-      <w:start w:val="1"/>
-      <w:numFmt w:val="decimal"/>
-      <w:lvlText w:val="%5."/>
-      <w:lvlJc w:val="left"/>
-      <w:pPr>
-        <w:tabs>
-          <w:tab w:val="num" w:pos="3600"/>
-        </w:tabs>
-        <w:ind w:left="3600" w:hanging="360"/>
-      </w:pPr>
-    </w:lvl>
-    <w:lvl w:ilvl="5" w:tentative="1">
-      <w:start w:val="1"/>
-      <w:numFmt w:val="decimal"/>
-      <w:lvlText w:val="%6."/>
-      <w:lvlJc w:val="left"/>
-      <w:pPr>
-        <w:tabs>
-          <w:tab w:val="num" w:pos="4320"/>
-        </w:tabs>
-        <w:ind w:left="4320" w:hanging="360"/>
-      </w:pPr>
-    </w:lvl>
-    <w:lvl w:ilvl="6" w:tentative="1">
-      <w:start w:val="1"/>
-      <w:numFmt w:val="decimal"/>
-      <w:lvlText w:val="%7."/>
-      <w:lvlJc w:val="left"/>
-      <w:pPr>
-        <w:tabs>
-          <w:tab w:val="num" w:pos="5040"/>
-        </w:tabs>
-        <w:ind w:left="5040" w:hanging="360"/>
-      </w:pPr>
-    </w:lvl>
-    <w:lvl w:ilvl="7" w:tentative="1">
-      <w:start w:val="1"/>
-      <w:numFmt w:val="decimal"/>
-      <w:lvlText w:val="%8."/>
-      <w:lvlJc w:val="left"/>
-      <w:pPr>
-        <w:tabs>
-          <w:tab w:val="num" w:pos="5760"/>
-        </w:tabs>
-        <w:ind w:left="5760" w:hanging="360"/>
-      </w:pPr>
-    </w:lvl>
-    <w:lvl w:ilvl="8" w:tentative="1">
-      <w:start w:val="1"/>
-      <w:numFmt w:val="decimal"/>
-      <w:lvlText w:val="%9."/>
-      <w:lvlJc w:val="left"/>
-      <w:pPr>
-        <w:tabs>
-          <w:tab w:val="num" w:pos="6480"/>
-        </w:tabs>
-        <w:ind w:left="6480" w:hanging="360"/>
-      </w:pPr>
-    </w:lvl>
-  </w:abstractNum>
-  <w:abstractNum w:abstractNumId="5" w15:restartNumberingAfterBreak="0">
-    <w:nsid w:val="65F669F4"/>
-    <w:multiLevelType w:val="multilevel"/>
-    <w:tmpl w:val="03AE8EF4"/>
+    <w:tmpl w:val="A1222B9C"/>
     <w:lvl w:ilvl="0">
       <w:start w:val="1"/>
       <w:numFmt w:val="bullet"/>
@@ -4554,9 +4554,122 @@
     </w:lvl>
   </w:abstractNum>
   <w:abstractNum w:abstractNumId="6" w15:restartNumberingAfterBreak="0">
-    <w:nsid w:val="70291D16"/>
+    <w:nsid w:val="61D04258"/>
     <w:multiLevelType w:val="multilevel"/>
-    <w:tmpl w:val="F9D61784"/>
+    <w:tmpl w:val="B8EA6FA0"/>
+    <w:lvl w:ilvl="0">
+      <w:start w:val="1"/>
+      <w:numFmt w:val="decimal"/>
+      <w:lvlText w:val="%1."/>
+      <w:lvlJc w:val="left"/>
+      <w:pPr>
+        <w:tabs>
+          <w:tab w:val="num" w:pos="720"/>
+        </w:tabs>
+        <w:ind w:left="720" w:hanging="360"/>
+      </w:pPr>
+    </w:lvl>
+    <w:lvl w:ilvl="1" w:tentative="1">
+      <w:start w:val="1"/>
+      <w:numFmt w:val="decimal"/>
+      <w:lvlText w:val="%2."/>
+      <w:lvlJc w:val="left"/>
+      <w:pPr>
+        <w:tabs>
+          <w:tab w:val="num" w:pos="1440"/>
+        </w:tabs>
+        <w:ind w:left="1440" w:hanging="360"/>
+      </w:pPr>
+    </w:lvl>
+    <w:lvl w:ilvl="2" w:tentative="1">
+      <w:start w:val="1"/>
+      <w:numFmt w:val="decimal"/>
+      <w:lvlText w:val="%3."/>
+      <w:lvlJc w:val="left"/>
+      <w:pPr>
+        <w:tabs>
+          <w:tab w:val="num" w:pos="2160"/>
+        </w:tabs>
+        <w:ind w:left="2160" w:hanging="360"/>
+      </w:pPr>
+    </w:lvl>
+    <w:lvl w:ilvl="3" w:tentative="1">
+      <w:start w:val="1"/>
+      <w:numFmt w:val="decimal"/>
+      <w:lvlText w:val="%4."/>
+      <w:lvlJc w:val="left"/>
+      <w:pPr>
+        <w:tabs>
+          <w:tab w:val="num" w:pos="2880"/>
+        </w:tabs>
+        <w:ind w:left="2880" w:hanging="360"/>
+      </w:pPr>
+    </w:lvl>
+    <w:lvl w:ilvl="4" w:tentative="1">
+      <w:start w:val="1"/>
+      <w:numFmt w:val="decimal"/>
+      <w:lvlText w:val="%5."/>
+      <w:lvlJc w:val="left"/>
+      <w:pPr>
+        <w:tabs>
+          <w:tab w:val="num" w:pos="3600"/>
+        </w:tabs>
+        <w:ind w:left="3600" w:hanging="360"/>
+      </w:pPr>
+    </w:lvl>
+    <w:lvl w:ilvl="5" w:tentative="1">
+      <w:start w:val="1"/>
+      <w:numFmt w:val="decimal"/>
+      <w:lvlText w:val="%6."/>
+      <w:lvlJc w:val="left"/>
+      <w:pPr>
+        <w:tabs>
+          <w:tab w:val="num" w:pos="4320"/>
+        </w:tabs>
+        <w:ind w:left="4320" w:hanging="360"/>
+      </w:pPr>
+    </w:lvl>
+    <w:lvl w:ilvl="6" w:tentative="1">
+      <w:start w:val="1"/>
+      <w:numFmt w:val="decimal"/>
+      <w:lvlText w:val="%7."/>
+      <w:lvlJc w:val="left"/>
+      <w:pPr>
+        <w:tabs>
+          <w:tab w:val="num" w:pos="5040"/>
+        </w:tabs>
+        <w:ind w:left="5040" w:hanging="360"/>
+      </w:pPr>
+    </w:lvl>
+    <w:lvl w:ilvl="7" w:tentative="1">
+      <w:start w:val="1"/>
+      <w:numFmt w:val="decimal"/>
+      <w:lvlText w:val="%8."/>
+      <w:lvlJc w:val="left"/>
+      <w:pPr>
+        <w:tabs>
+          <w:tab w:val="num" w:pos="5760"/>
+        </w:tabs>
+        <w:ind w:left="5760" w:hanging="360"/>
+      </w:pPr>
+    </w:lvl>
+    <w:lvl w:ilvl="8" w:tentative="1">
+      <w:start w:val="1"/>
+      <w:numFmt w:val="decimal"/>
+      <w:lvlText w:val="%9."/>
+      <w:lvlJc w:val="left"/>
+      <w:pPr>
+        <w:tabs>
+          <w:tab w:val="num" w:pos="6480"/>
+        </w:tabs>
+        <w:ind w:left="6480" w:hanging="360"/>
+      </w:pPr>
+    </w:lvl>
+  </w:abstractNum>
+  <w:abstractNum w:abstractNumId="7" w15:restartNumberingAfterBreak="0">
+    <w:nsid w:val="6D727ED7"/>
+    <w:multiLevelType w:val="multilevel"/>
+    <w:tmpl w:val="7ECE2902"/>
     <w:lvl w:ilvl="0">
       <w:start w:val="1"/>
       <w:numFmt w:val="bullet"/>
@@ -4702,142 +4815,29 @@
       </w:rPr>
     </w:lvl>
   </w:abstractNum>
-  <w:abstractNum w:abstractNumId="7" w15:restartNumberingAfterBreak="0">
-    <w:nsid w:val="77833957"/>
-    <w:multiLevelType w:val="multilevel"/>
-    <w:tmpl w:val="02749A92"/>
-    <w:lvl w:ilvl="0">
-      <w:start w:val="1"/>
-      <w:numFmt w:val="decimal"/>
-      <w:lvlText w:val="%1."/>
-      <w:lvlJc w:val="left"/>
-      <w:pPr>
-        <w:tabs>
-          <w:tab w:val="num" w:pos="720"/>
-        </w:tabs>
-        <w:ind w:left="720" w:hanging="360"/>
-      </w:pPr>
-    </w:lvl>
-    <w:lvl w:ilvl="1" w:tentative="1">
-      <w:start w:val="1"/>
-      <w:numFmt w:val="decimal"/>
-      <w:lvlText w:val="%2."/>
-      <w:lvlJc w:val="left"/>
-      <w:pPr>
-        <w:tabs>
-          <w:tab w:val="num" w:pos="1440"/>
-        </w:tabs>
-        <w:ind w:left="1440" w:hanging="360"/>
-      </w:pPr>
-    </w:lvl>
-    <w:lvl w:ilvl="2" w:tentative="1">
-      <w:start w:val="1"/>
-      <w:numFmt w:val="decimal"/>
-      <w:lvlText w:val="%3."/>
-      <w:lvlJc w:val="left"/>
-      <w:pPr>
-        <w:tabs>
-          <w:tab w:val="num" w:pos="2160"/>
-        </w:tabs>
-        <w:ind w:left="2160" w:hanging="360"/>
-      </w:pPr>
-    </w:lvl>
-    <w:lvl w:ilvl="3" w:tentative="1">
-      <w:start w:val="1"/>
-      <w:numFmt w:val="decimal"/>
-      <w:lvlText w:val="%4."/>
-      <w:lvlJc w:val="left"/>
-      <w:pPr>
-        <w:tabs>
-          <w:tab w:val="num" w:pos="2880"/>
-        </w:tabs>
-        <w:ind w:left="2880" w:hanging="360"/>
-      </w:pPr>
-    </w:lvl>
-    <w:lvl w:ilvl="4" w:tentative="1">
-      <w:start w:val="1"/>
-      <w:numFmt w:val="decimal"/>
-      <w:lvlText w:val="%5."/>
-      <w:lvlJc w:val="left"/>
-      <w:pPr>
-        <w:tabs>
-          <w:tab w:val="num" w:pos="3600"/>
-        </w:tabs>
-        <w:ind w:left="3600" w:hanging="360"/>
-      </w:pPr>
-    </w:lvl>
-    <w:lvl w:ilvl="5" w:tentative="1">
-      <w:start w:val="1"/>
-      <w:numFmt w:val="decimal"/>
-      <w:lvlText w:val="%6."/>
-      <w:lvlJc w:val="left"/>
-      <w:pPr>
-        <w:tabs>
-          <w:tab w:val="num" w:pos="4320"/>
-        </w:tabs>
-        <w:ind w:left="4320" w:hanging="360"/>
-      </w:pPr>
-    </w:lvl>
-    <w:lvl w:ilvl="6" w:tentative="1">
-      <w:start w:val="1"/>
-      <w:numFmt w:val="decimal"/>
-      <w:lvlText w:val="%7."/>
-      <w:lvlJc w:val="left"/>
-      <w:pPr>
-        <w:tabs>
-          <w:tab w:val="num" w:pos="5040"/>
-        </w:tabs>
-        <w:ind w:left="5040" w:hanging="360"/>
-      </w:pPr>
-    </w:lvl>
-    <w:lvl w:ilvl="7" w:tentative="1">
-      <w:start w:val="1"/>
-      <w:numFmt w:val="decimal"/>
-      <w:lvlText w:val="%8."/>
-      <w:lvlJc w:val="left"/>
-      <w:pPr>
-        <w:tabs>
-          <w:tab w:val="num" w:pos="5760"/>
-        </w:tabs>
-        <w:ind w:left="5760" w:hanging="360"/>
-      </w:pPr>
-    </w:lvl>
-    <w:lvl w:ilvl="8" w:tentative="1">
-      <w:start w:val="1"/>
-      <w:numFmt w:val="decimal"/>
-      <w:lvlText w:val="%9."/>
-      <w:lvlJc w:val="left"/>
-      <w:pPr>
-        <w:tabs>
-          <w:tab w:val="num" w:pos="6480"/>
-        </w:tabs>
-        <w:ind w:left="6480" w:hanging="360"/>
-      </w:pPr>
-    </w:lvl>
-  </w:abstractNum>
-  <w:num w:numId="1" w16cid:durableId="1704210757">
+  <w:num w:numId="1" w16cid:durableId="1765614084">
+    <w:abstractNumId w:val="2"/>
+  </w:num>
+  <w:num w:numId="2" w16cid:durableId="603079655">
+    <w:abstractNumId w:val="1"/>
+  </w:num>
+  <w:num w:numId="3" w16cid:durableId="722827997">
+    <w:abstractNumId w:val="5"/>
+  </w:num>
+  <w:num w:numId="4" w16cid:durableId="1554271251">
+    <w:abstractNumId w:val="6"/>
+  </w:num>
+  <w:num w:numId="5" w16cid:durableId="1705592540">
     <w:abstractNumId w:val="4"/>
   </w:num>
-  <w:num w:numId="2" w16cid:durableId="1353605906">
-    <w:abstractNumId w:val="6"/>
+  <w:num w:numId="6" w16cid:durableId="2054234398">
+    <w:abstractNumId w:val="3"/>
   </w:num>
-  <w:num w:numId="3" w16cid:durableId="1157965422">
-    <w:abstractNumId w:val="5"/>
-  </w:num>
-  <w:num w:numId="4" w16cid:durableId="524439928">
-    <w:abstractNumId w:val="0"/>
-  </w:num>
-  <w:num w:numId="5" w16cid:durableId="1771388060">
-    <w:abstractNumId w:val="2"/>
-  </w:num>
-  <w:num w:numId="6" w16cid:durableId="818838633">
+  <w:num w:numId="7" w16cid:durableId="1280722465">
     <w:abstractNumId w:val="7"/>
   </w:num>
-  <w:num w:numId="7" w16cid:durableId="1520312025">
-    <w:abstractNumId w:val="3"/>
-  </w:num>
-  <w:num w:numId="8" w16cid:durableId="763654094">
-    <w:abstractNumId w:val="1"/>
+  <w:num w:numId="8" w16cid:durableId="1678078691">
+    <w:abstractNumId w:val="0"/>
   </w:num>
 </w:numbering>
 </file>
